--- a/backend/data/Fristgerechte_Kündigung O2 DSL.docx
+++ b/backend/data/Fristgerechte_Kündigung O2 DSL.docx
@@ -174,6 +174,7 @@
           <w:bCs/>
           <w:sz w:val="28"/>
           <w:szCs w:val="28"/>
+          <w:lang w:val="en-US"/>
         </w:rPr>
       </w:pPr>
       <w:r>
@@ -182,6 +183,7 @@
           <w:b/>
           <w:bCs/>
           <w:u w:val="single"/>
+          <w:lang w:val="en-US"/>
         </w:rPr>
         <w:br/>
       </w:r>
@@ -192,6 +194,7 @@
           <w:bCs/>
           <w:sz w:val="28"/>
           <w:szCs w:val="28"/>
+          <w:lang w:val="en-US"/>
         </w:rPr>
         <w:t>Telefonica Germany GmbH &amp; Co. OHG</w:t>
       </w:r>
@@ -1170,7 +1173,31 @@
         <w:rPr>
           <w:rFonts w:ascii="Calibri" w:hAnsi="Calibri" w:cs="Calibri"/>
         </w:rPr>
-        <w:t xml:space="preserve">Fristgerechte </w:t>
+        <w:t>Fristgerechte</w:t>
+      </w:r>
+      <w:r>
+        <w:rPr>
+          <w:rFonts w:ascii="Calibri" w:hAnsi="Calibri" w:cs="Calibri"/>
+        </w:rPr>
+        <w:t xml:space="preserve"> </w:t>
+      </w:r>
+      <w:r>
+        <w:rPr>
+          <w:rFonts w:ascii="Calibri" w:hAnsi="Calibri" w:cs="Calibri"/>
+        </w:rPr>
+        <w:t>K</w:t>
+      </w:r>
+      <w:r>
+        <w:rPr>
+          <w:rFonts w:ascii="Calibri" w:hAnsi="Calibri" w:cs="Calibri"/>
+        </w:rPr>
+        <w:t>ündigung</w:t>
+      </w:r>
+      <w:r>
+        <w:rPr>
+          <w:rFonts w:ascii="Calibri" w:hAnsi="Calibri" w:cs="Calibri"/>
+        </w:rPr>
+        <w:t xml:space="preserve"> </w:t>
       </w:r>
       <w:r>
         <w:rPr>
@@ -1219,13 +1246,19 @@
         <w:rPr>
           <w:rFonts w:ascii="Calibri" w:hAnsi="Calibri" w:cs="Calibri"/>
         </w:rPr>
-        <w:t xml:space="preserve">            </w:t>
-      </w:r>
-      <w:r>
-        <w:rPr>
-          <w:rFonts w:ascii="Calibri" w:hAnsi="Calibri" w:cs="Calibri"/>
-        </w:rPr>
-        <w:t>"category":["</w:t>
+        <w:t xml:space="preserve">            "category":["</w:t>
+      </w:r>
+      <w:r>
+        <w:rPr>
+          <w:rFonts w:ascii="Calibri" w:hAnsi="Calibri" w:cs="Calibri"/>
+        </w:rPr>
+        <w:t>Fristgerechte</w:t>
+      </w:r>
+      <w:r>
+        <w:rPr>
+          <w:rFonts w:ascii="Calibri" w:hAnsi="Calibri" w:cs="Calibri"/>
+        </w:rPr>
+        <w:t xml:space="preserve"> </w:t>
       </w:r>
       <w:r>
         <w:rPr>
@@ -1256,7 +1289,13 @@
         <w:rPr>
           <w:rFonts w:ascii="Calibri" w:hAnsi="Calibri" w:cs="Calibri"/>
         </w:rPr>
-        <w:t xml:space="preserve">            "tags":["</w:t>
+        <w:t xml:space="preserve">            </w:t>
+      </w:r>
+      <w:r>
+        <w:rPr>
+          <w:rFonts w:ascii="Calibri" w:hAnsi="Calibri" w:cs="Calibri"/>
+        </w:rPr>
+        <w:t>"tags":["</w:t>
       </w:r>
       <w:r>
         <w:rPr>
